--- a/Learn/PILOT_SHEET_OUTOKUMPU_FORTA.docx
+++ b/Learn/PILOT_SHEET_OUTOKUMPU_FORTA.docx
@@ -2,7 +2,7 @@
 <file path=word/document.xml><?xml version="1.0" encoding="utf-8"?>
 <w:document xmlns:w="http://schemas.openxmlformats.org/wordprocessingml/2006/main" xmlns:m="http://schemas.openxmlformats.org/officeDocument/2006/math" xmlns:r="http://schemas.openxmlformats.org/officeDocument/2006/relationships" xmlns:o="urn:schemas-microsoft-com:office:office" xmlns:v="urn:schemas-microsoft-com:vml" xmlns:w10="urn:schemas-microsoft-com:office:word" xmlns:a="http://schemas.openxmlformats.org/drawingml/2006/main" xmlns:pic="http://schemas.openxmlformats.org/drawingml/2006/picture" xmlns:wp="http://schemas.openxmlformats.org/drawingml/2006/wordprocessingDrawing">
   <w:body>
-    <w:bookmarkStart w:id="44" w:name="X43f97aec58333c7b4424d04308c33862b499e55"/>
+    <w:bookmarkStart w:id="45" w:name="X43f97aec58333c7b4424d04308c33862b499e55"/>
     <w:p>
       <w:pPr>
         <w:pStyle w:val="Heading1"/>
@@ -2233,7 +2233,7 @@
       </w:r>
     </w:p>
     <w:bookmarkEnd w:id="27"/>
-    <w:bookmarkStart w:id="33" w:name="phase-plan"/>
+    <w:bookmarkStart w:id="34" w:name="phase-plan"/>
     <w:p>
       <w:pPr>
         <w:pStyle w:val="Heading2"/>
@@ -2361,7 +2361,7 @@
                 <w:bCs/>
                 <w:b/>
               </w:rPr>
-              <w:t xml:space="preserve">the agreed outage window and its date</w:t>
+              <w:t xml:space="preserve">the agreed outage window, its date, and the isolation method per §6.1</w:t>
             </w:r>
           </w:p>
         </w:tc>
@@ -2391,7 +2391,7 @@
               <w:jc w:val="left"/>
             </w:pPr>
             <w:r>
-              <w:t xml:space="preserve">A one-page signed scope: sub-line, workflow, deployment mode, and the three acceptance conditions of §7 KPI 4 written in Outokumpu’s own operational language</w:t>
+              <w:t xml:space="preserve">A one-page signed scope: sub-line, workflow, deployment mode, the isolation method and its validity note, and the three acceptance conditions of §7 KPI 4 written in Outokumpu’s own operational language</w:t>
             </w:r>
           </w:p>
         </w:tc>
@@ -2446,7 +2446,419 @@
       </w:tr>
     </w:tbl>
     <w:bookmarkEnd w:id="28"/>
-    <w:bookmarkStart w:id="29" w:name="phase-1-local-substrate-weeks-35"/>
+    <w:bookmarkStart w:id="29" w:name="Xb83e5c3d030063ba35875812f23a0628569f4aa"/>
+    <w:p>
+      <w:pPr>
+        <w:pStyle w:val="Heading3"/>
+      </w:pPr>
+      <w:r>
+        <w:t xml:space="preserve">6.1 Isolation method — agreed in Phase 0, never improvised in week 11</w:t>
+      </w:r>
+    </w:p>
+    <w:p>
+      <w:pPr>
+        <w:pStyle w:val="FirstParagraph"/>
+      </w:pPr>
+      <w:r>
+        <w:t xml:space="preserve">Tornio runs continuously.</w:t>
+      </w:r>
+      <w:r>
+        <w:t xml:space="preserve"> </w:t>
+      </w:r>
+      <w:r>
+        <w:rPr>
+          <w:bCs/>
+          <w:b/>
+        </w:rPr>
+        <w:t xml:space="preserve">Physically pulling the WAN uplink on a live mill is not a reasonable ask</w:t>
+      </w:r>
+      <w:r>
+        <w:t xml:space="preserve">, and a pilot that assumes it will be permitted arrives at week 11 with no test. The isolation method is therefore selected and written down in Phase 0, from this ladder:</w:t>
+      </w:r>
+    </w:p>
+    <w:tbl>
+      <w:tblPr>
+        <w:tblStyle w:val="Table"/>
+        <w:tblW w:type="pct" w:w="5000"/>
+        <w:tblLook w:firstRow="1" w:lastRow="0" w:firstColumn="0" w:lastColumn="0" w:noHBand="0" w:noVBand="0" w:val="0020"/>
+        <w:jc w:val="start"/>
+      </w:tblPr>
+      <w:tblGrid>
+        <w:gridCol w:w="1980"/>
+        <w:gridCol w:w="1980"/>
+        <w:gridCol w:w="1980"/>
+        <w:gridCol w:w="1980"/>
+      </w:tblGrid>
+      <w:tr>
+        <w:trPr>
+          <w:tblHeader w:val="true"/>
+        </w:trPr>
+        <w:tc>
+          <w:tcPr/>
+          <w:p>
+            <w:pPr>
+              <w:pStyle w:val="Compact"/>
+            </w:pPr>
+          </w:p>
+        </w:tc>
+        <w:tc>
+          <w:tcPr/>
+          <w:p>
+            <w:pPr>
+              <w:pStyle w:val="Compact"/>
+              <w:jc w:val="left"/>
+            </w:pPr>
+            <w:r>
+              <w:t xml:space="preserve">Method</w:t>
+            </w:r>
+          </w:p>
+        </w:tc>
+        <w:tc>
+          <w:tcPr/>
+          <w:p>
+            <w:pPr>
+              <w:pStyle w:val="Compact"/>
+              <w:jc w:val="left"/>
+            </w:pPr>
+            <w:r>
+              <w:t xml:space="preserve">What it proves about the</w:t>
+            </w:r>
+            <w:r>
+              <w:t xml:space="preserve"> </w:t>
+            </w:r>
+            <w:r>
+              <w:rPr>
+                <w:bCs/>
+                <w:b/>
+              </w:rPr>
+              <w:t xml:space="preserve">network boundary</w:t>
+            </w:r>
+          </w:p>
+        </w:tc>
+        <w:tc>
+          <w:tcPr/>
+          <w:p>
+            <w:pPr>
+              <w:pStyle w:val="Compact"/>
+              <w:jc w:val="left"/>
+            </w:pPr>
+            <w:r>
+              <w:t xml:space="preserve">Operational disruption</w:t>
+            </w:r>
+          </w:p>
+        </w:tc>
+      </w:tr>
+      <w:tr>
+        <w:tc>
+          <w:tcPr/>
+          <w:p>
+            <w:pPr>
+              <w:pStyle w:val="Compact"/>
+              <w:jc w:val="left"/>
+            </w:pPr>
+            <w:r>
+              <w:rPr>
+                <w:bCs/>
+                <w:b/>
+              </w:rPr>
+              <w:t xml:space="preserve">A</w:t>
+            </w:r>
+          </w:p>
+        </w:tc>
+        <w:tc>
+          <w:tcPr/>
+          <w:p>
+            <w:pPr>
+              <w:pStyle w:val="Compact"/>
+              <w:jc w:val="left"/>
+            </w:pPr>
+            <w:r>
+              <w:t xml:space="preserve">Physical disconnect of the WAN uplink</w:t>
+            </w:r>
+          </w:p>
+        </w:tc>
+        <w:tc>
+          <w:tcPr/>
+          <w:p>
+            <w:pPr>
+              <w:pStyle w:val="Compact"/>
+              <w:jc w:val="left"/>
+            </w:pPr>
+            <w:r>
+              <w:t xml:space="preserve">Everything — the boundary is not a configuration</w:t>
+            </w:r>
+          </w:p>
+        </w:tc>
+        <w:tc>
+          <w:tcPr/>
+          <w:p>
+            <w:pPr>
+              <w:pStyle w:val="Compact"/>
+              <w:jc w:val="left"/>
+            </w:pPr>
+            <w:r>
+              <w:t xml:space="preserve">Highest; normally unavailable on a live mill</w:t>
+            </w:r>
+          </w:p>
+        </w:tc>
+      </w:tr>
+      <w:tr>
+        <w:tc>
+          <w:tcPr/>
+          <w:p>
+            <w:pPr>
+              <w:pStyle w:val="Compact"/>
+              <w:jc w:val="left"/>
+            </w:pPr>
+            <w:r>
+              <w:rPr>
+                <w:bCs/>
+                <w:b/>
+              </w:rPr>
+              <w:t xml:space="preserve">B</w:t>
+            </w:r>
+          </w:p>
+        </w:tc>
+        <w:tc>
+          <w:tcPr/>
+          <w:p>
+            <w:pPr>
+              <w:pStyle w:val="Compact"/>
+              <w:jc w:val="left"/>
+            </w:pPr>
+            <w:r>
+              <w:t xml:space="preserve">Deny-all egress on the edge router / firewall WAN interface</w:t>
+            </w:r>
+          </w:p>
+        </w:tc>
+        <w:tc>
+          <w:tcPr/>
+          <w:p>
+            <w:pPr>
+              <w:pStyle w:val="Compact"/>
+              <w:jc w:val="left"/>
+            </w:pPr>
+            <w:r>
+              <w:t xml:space="preserve">The boundary holds under the plant’s own enforcement point</w:t>
+            </w:r>
+          </w:p>
+        </w:tc>
+        <w:tc>
+          <w:tcPr/>
+          <w:p>
+            <w:pPr>
+              <w:pStyle w:val="Compact"/>
+              <w:jc w:val="left"/>
+            </w:pPr>
+            <w:r>
+              <w:t xml:space="preserve">Moderate; a change window at the network boundary</w:t>
+            </w:r>
+          </w:p>
+        </w:tc>
+      </w:tr>
+      <w:tr>
+        <w:tc>
+          <w:tcPr/>
+          <w:p>
+            <w:pPr>
+              <w:pStyle w:val="Compact"/>
+              <w:jc w:val="left"/>
+            </w:pPr>
+            <w:r>
+              <w:rPr>
+                <w:bCs/>
+                <w:b/>
+              </w:rPr>
+              <w:t xml:space="preserve">C</w:t>
+            </w:r>
+          </w:p>
+        </w:tc>
+        <w:tc>
+          <w:tcPr/>
+          <w:p>
+            <w:pPr>
+              <w:pStyle w:val="Compact"/>
+              <w:jc w:val="left"/>
+            </w:pPr>
+            <w:r>
+              <w:t xml:space="preserve">VLAN isolation of the Aegis segment</w:t>
+            </w:r>
+          </w:p>
+        </w:tc>
+        <w:tc>
+          <w:tcPr/>
+          <w:p>
+            <w:pPr>
+              <w:pStyle w:val="Compact"/>
+              <w:jc w:val="left"/>
+            </w:pPr>
+            <w:r>
+              <w:t xml:space="preserve">The Aegis segment cannot reach anything beyond it</w:t>
+            </w:r>
+          </w:p>
+        </w:tc>
+        <w:tc>
+          <w:tcPr/>
+          <w:p>
+            <w:pPr>
+              <w:pStyle w:val="Compact"/>
+              <w:jc w:val="left"/>
+            </w:pPr>
+            <w:r>
+              <w:t xml:space="preserve">Low; contained to the pilot segment</w:t>
+            </w:r>
+          </w:p>
+        </w:tc>
+      </w:tr>
+      <w:tr>
+        <w:tc>
+          <w:tcPr/>
+          <w:p>
+            <w:pPr>
+              <w:pStyle w:val="Compact"/>
+              <w:jc w:val="left"/>
+            </w:pPr>
+            <w:r>
+              <w:rPr>
+                <w:bCs/>
+                <w:b/>
+              </w:rPr>
+              <w:t xml:space="preserve">D</w:t>
+            </w:r>
+          </w:p>
+        </w:tc>
+        <w:tc>
+          <w:tcPr/>
+          <w:p>
+            <w:pPr>
+              <w:pStyle w:val="Compact"/>
+              <w:jc w:val="left"/>
+            </w:pPr>
+            <w:r>
+              <w:t xml:space="preserve">Host-level egress block on the Aegis nodes</w:t>
+            </w:r>
+          </w:p>
+        </w:tc>
+        <w:tc>
+          <w:tcPr/>
+          <w:p>
+            <w:pPr>
+              <w:pStyle w:val="Compact"/>
+              <w:jc w:val="left"/>
+            </w:pPr>
+            <w:r>
+              <w:t xml:space="preserve">Only that the workload does not need the network</w:t>
+            </w:r>
+          </w:p>
+        </w:tc>
+        <w:tc>
+          <w:tcPr/>
+          <w:p>
+            <w:pPr>
+              <w:pStyle w:val="Compact"/>
+              <w:jc w:val="left"/>
+            </w:pPr>
+            <w:r>
+              <w:t xml:space="preserve">Lowest</w:t>
+            </w:r>
+          </w:p>
+        </w:tc>
+      </w:tr>
+    </w:tbl>
+    <w:p>
+      <w:pPr>
+        <w:pStyle w:val="BodyText"/>
+      </w:pPr>
+      <w:r>
+        <w:rPr>
+          <w:bCs/>
+          <w:b/>
+        </w:rPr>
+        <w:t xml:space="preserve">Recommended for Tornio: C, with B during a scheduled maintenance window if one falls inside weeks 10–11.</w:t>
+      </w:r>
+    </w:p>
+    <w:p>
+      <w:pPr>
+        <w:pStyle w:val="BodyText"/>
+      </w:pPr>
+      <w:r>
+        <w:rPr>
+          <w:bCs/>
+          <w:b/>
+        </w:rPr>
+        <w:t xml:space="preserve">The validity rule, which matters more than the choice.</w:t>
+      </w:r>
+      <w:r>
+        <w:t xml:space="preserve"> </w:t>
+      </w:r>
+      <w:r>
+        <w:t xml:space="preserve">Whichever method is used, it must satisfy both of the following, or KPI 4 measures configuration rather than architecture:</w:t>
+      </w:r>
+    </w:p>
+    <w:p>
+      <w:pPr>
+        <w:numPr>
+          <w:ilvl w:val="0"/>
+          <w:numId w:val="1003"/>
+        </w:numPr>
+        <w:pStyle w:val="Compact"/>
+      </w:pPr>
+      <w:r>
+        <w:rPr>
+          <w:bCs/>
+          <w:b/>
+        </w:rPr>
+        <w:t xml:space="preserve">Enforced above the stack.</w:t>
+      </w:r>
+      <w:r>
+        <w:t xml:space="preserve"> </w:t>
+      </w:r>
+      <w:r>
+        <w:t xml:space="preserve">The block is applied at a layer the Aegis deployment cannot influence — the plant’s router, switch or hypervisor, administered by Outokumpu, not by a setting inside the Aegis runtime. A system that is asked to disconnect itself has not been tested.</w:t>
+      </w:r>
+    </w:p>
+    <w:p>
+      <w:pPr>
+        <w:numPr>
+          <w:ilvl w:val="0"/>
+          <w:numId w:val="1003"/>
+        </w:numPr>
+        <w:pStyle w:val="Compact"/>
+      </w:pPr>
+      <w:r>
+        <w:rPr>
+          <w:bCs/>
+          <w:b/>
+        </w:rPr>
+        <w:t xml:space="preserve">Verified before the run starts.</w:t>
+      </w:r>
+      <w:r>
+        <w:t xml:space="preserve"> </w:t>
+      </w:r>
+      <w:r>
+        <w:t xml:space="preserve">An egress attempt is made and shown to fail, and the failure is captured in the acceptance record. An outage that was never confirmed to be an outage proves nothing.</w:t>
+      </w:r>
+    </w:p>
+    <w:p>
+      <w:pPr>
+        <w:pStyle w:val="FirstParagraph"/>
+      </w:pPr>
+      <w:r>
+        <w:rPr>
+          <w:bCs/>
+          <w:b/>
+        </w:rPr>
+        <w:t xml:space="preserve">Methods B–D prove progressively less about the boundary and exactly the same amount about the workload.</w:t>
+      </w:r>
+      <w:r>
+        <w:t xml:space="preserve"> </w:t>
+      </w:r>
+      <w:r>
+        <w:t xml:space="preserve">That is the honest reading and it is stated in the final report: the acceptance record names the method used, so a reader in three years knows what was and was not demonstrated. Escalating to A or B at commercial conversion, when a production change window is available, remains open.</w:t>
+      </w:r>
+    </w:p>
+    <w:bookmarkEnd w:id="29"/>
+    <w:bookmarkStart w:id="30" w:name="phase-1-local-substrate-weeks-35"/>
     <w:p>
       <w:pPr>
         <w:pStyle w:val="Heading3"/>
@@ -2634,8 +3046,8 @@
         </w:tc>
       </w:tr>
     </w:tbl>
-    <w:bookmarkEnd w:id="29"/>
-    <w:bookmarkStart w:id="30" w:name="X850fbf032c98f059454bed461ce4cb9f6ed95ea"/>
+    <w:bookmarkEnd w:id="30"/>
+    <w:bookmarkStart w:id="31" w:name="X850fbf032c98f059454bed461ce4cb9f6ed95ea"/>
     <w:p>
       <w:pPr>
         <w:pStyle w:val="Heading3"/>
@@ -2823,8 +3235,8 @@
         </w:tc>
       </w:tr>
     </w:tbl>
-    <w:bookmarkEnd w:id="30"/>
-    <w:bookmarkStart w:id="31" w:name="X0d2de2b037804d9ae25f9105eccefaa3684194b"/>
+    <w:bookmarkEnd w:id="31"/>
+    <w:bookmarkStart w:id="32" w:name="X0d2de2b037804d9ae25f9105eccefaa3684194b"/>
     <w:p>
       <w:pPr>
         <w:pStyle w:val="Heading3"/>
@@ -2887,7 +3299,7 @@
               <w:jc w:val="left"/>
             </w:pPr>
             <w:r>
-              <w:t xml:space="preserve">A</w:t>
+              <w:t xml:space="preserve">Verification that the Phase 0 isolation method is enforced above the stack and that egress actually fails (§6.1); a</w:t>
             </w:r>
             <w:r>
               <w:t xml:space="preserve"> </w:t>
@@ -3009,8 +3421,8 @@
         </w:tc>
       </w:tr>
     </w:tbl>
-    <w:bookmarkEnd w:id="31"/>
-    <w:bookmarkStart w:id="32" w:name="Xd11201602885c515c8519d1b81a541a3b6dd26e"/>
+    <w:bookmarkEnd w:id="32"/>
+    <w:bookmarkStart w:id="33" w:name="Xd11201602885c515c8519d1b81a541a3b6dd26e"/>
     <w:p>
       <w:pPr>
         <w:pStyle w:val="Heading3"/>
@@ -3172,9 +3584,9 @@
         </w:pict>
       </w:r>
     </w:p>
-    <w:bookmarkEnd w:id="32"/>
     <w:bookmarkEnd w:id="33"/>
-    <w:bookmarkStart w:id="35" w:name="measurement-kpis"/>
+    <w:bookmarkEnd w:id="34"/>
+    <w:bookmarkStart w:id="36" w:name="measurement-kpis"/>
     <w:p>
       <w:pPr>
         <w:pStyle w:val="Heading2"/>
@@ -3579,7 +3991,7 @@
         </w:tc>
       </w:tr>
     </w:tbl>
-    <w:bookmarkStart w:id="34" w:name="kpi-4-the-continuity-gate-stated-in-full"/>
+    <w:bookmarkStart w:id="35" w:name="kpi-4-the-continuity-gate-stated-in-full"/>
     <w:p>
       <w:pPr>
         <w:pStyle w:val="Heading3"/>
@@ -3617,164 +4029,7 @@
         <w:pStyle w:val="BodyText"/>
       </w:pPr>
       <w:r>
-        <w:t xml:space="preserve">With the WAN uplink physically severed for the agreed window:</w:t>
-      </w:r>
-    </w:p>
-    <w:p>
-      <w:pPr>
-        <w:numPr>
-          <w:ilvl w:val="0"/>
-          <w:numId w:val="1003"/>
-        </w:numPr>
-        <w:pStyle w:val="Compact"/>
-      </w:pPr>
-      <w:r>
-        <w:rPr>
-          <w:bCs/>
-          <w:b/>
-        </w:rPr>
-        <w:t xml:space="preserve">Workflow continuity</w:t>
-      </w:r>
-      <w:r>
-        <w:t xml:space="preserve"> </w:t>
-      </w:r>
-      <w:r>
-        <w:t xml:space="preserve">— the disclosure workflow runs to completion, producing a signed disclosure, without network access.</w:t>
-      </w:r>
-    </w:p>
-    <w:p>
-      <w:pPr>
-        <w:numPr>
-          <w:ilvl w:val="0"/>
-          <w:numId w:val="1003"/>
-        </w:numPr>
-        <w:pStyle w:val="Compact"/>
-      </w:pPr>
-      <w:r>
-        <w:rPr>
-          <w:bCs/>
-          <w:b/>
-        </w:rPr>
-        <w:t xml:space="preserve">Local compliance record</w:t>
-      </w:r>
-      <w:r>
-        <w:t xml:space="preserve"> </w:t>
-      </w:r>
-      <w:r>
-        <w:t xml:space="preserve">— the EU AI Act Article 12 record continues to be written locally, with no gap for the duration of the outage.</w:t>
-      </w:r>
-    </w:p>
-    <w:p>
-      <w:pPr>
-        <w:numPr>
-          <w:ilvl w:val="0"/>
-          <w:numId w:val="1003"/>
-        </w:numPr>
-        <w:pStyle w:val="Compact"/>
-      </w:pPr>
-      <w:r>
-        <w:rPr>
-          <w:bCs/>
-          <w:b/>
-        </w:rPr>
-        <w:t xml:space="preserve">Local control</w:t>
-      </w:r>
-      <w:r>
-        <w:t xml:space="preserve"> </w:t>
-      </w:r>
-      <w:r>
-        <w:t xml:space="preserve">— an operator invokes human kill authority and stops a running agent, with no reachable control plane.</w:t>
-      </w:r>
-    </w:p>
-    <w:p>
-      <w:pPr>
-        <w:pStyle w:val="FirstParagraph"/>
-      </w:pPr>
-      <w:r>
-        <w:rPr>
-          <w:bCs/>
-          <w:b/>
-        </w:rPr>
-        <w:t xml:space="preserve">All three must pass.</w:t>
-      </w:r>
-      <w:r>
-        <w:t xml:space="preserve"> </w:t>
-      </w:r>
-      <w:r>
-        <w:t xml:space="preserve">A pilot that fails under a severed uplink has delivered a</w:t>
-      </w:r>
-      <w:r>
-        <w:t xml:space="preserve"> </w:t>
-      </w:r>
-      <w:r>
-        <w:rPr>
-          <w:bCs/>
-          <w:b/>
-        </w:rPr>
-        <w:t xml:space="preserve">valid negative result about environment readiness — it is not a product defect</w:t>
-      </w:r>
-      <w:r>
-        <w:t xml:space="preserve">, and Outokumpu will have learned it for €24,000 rather than after a hardware programme.</w:t>
-      </w:r>
-    </w:p>
-    <w:p>
-      <w:pPr>
-        <w:pStyle w:val="BodyText"/>
-      </w:pPr>
-      <w:r>
-        <w:rPr>
-          <w:bCs/>
-          <w:b/>
-        </w:rPr>
-        <w:t xml:space="preserve">Why this KPI is here and was not in v1.0.</w:t>
-      </w:r>
-      <w:r>
-        <w:t xml:space="preserve"> </w:t>
-      </w:r>
-      <w:r>
-        <w:t xml:space="preserve">Under the hybrid-threat assessment, a mill of Tornio’s class is dual-use critical infrastructure and connectivity is an adversary-reachable dependency. NIS2 and the CER Directive already treat continuity of essential entities as an obligation. And Article 12 requires the record to exist for decisions taken</w:t>
-      </w:r>
-      <w:r>
-        <w:t xml:space="preserve"> </w:t>
-      </w:r>
-      <w:r>
-        <w:rPr>
-          <w:bCs/>
-          <w:b/>
-        </w:rPr>
-        <w:t xml:space="preserve">during</w:t>
-      </w:r>
-      <w:r>
-        <w:t xml:space="preserve"> </w:t>
-      </w:r>
-      <w:r>
-        <w:t xml:space="preserve">an outage, not to be reconstructed afterwards — a pipeline whose evidence chain pauses when the uplink drops has its gap at precisely the moment the record matters most. That moves this from resilience engineering to compliance engineering.</w:t>
-      </w:r>
-    </w:p>
-    <w:p>
-      <w:r>
-        <w:pict>
-          <v:rect style="width:0;height:1.5pt" o:hralign="center" o:hrstd="t" o:hr="t"/>
-        </w:pict>
-      </w:r>
-    </w:p>
-    <w:bookmarkEnd w:id="34"/>
-    <w:bookmarkEnd w:id="35"/>
-    <w:bookmarkStart w:id="36" w:name="Xe2fa06f55134ded9669175c3712de9813bc6288"/>
-    <w:p>
-      <w:pPr>
-        <w:pStyle w:val="Heading2"/>
-      </w:pPr>
-      <w:r>
-        <w:t xml:space="preserve">8. Success criteria for commercial conversion</w:t>
-      </w:r>
-    </w:p>
-    <w:p>
-      <w:pPr>
-        <w:pStyle w:val="FirstParagraph"/>
-      </w:pPr>
-      <w:r>
-        <w:t xml:space="preserve">If at pilot exit (Phase 4, week 13) the measurements show all four of:</w:t>
+        <w:t xml:space="preserve">With the uplink severed for the agreed window — by the isolation method fixed in Phase 0 (§6.1), enforced above the stack and verified to actually block egress before the run begins:</w:t>
       </w:r>
     </w:p>
     <w:p>
@@ -3786,23 +4041,17 @@
         <w:pStyle w:val="Compact"/>
       </w:pPr>
       <w:r>
-        <w:t xml:space="preserve">KPI 1:</w:t>
-      </w:r>
-      <w:r>
-        <w:t xml:space="preserve"> </w:t>
-      </w:r>
-      <w:r>
-        <w:rPr>
-          <w:bCs/>
-          <w:b/>
-        </w:rPr>
-        <w:t xml:space="preserve">≥ 90% cycle-time reduction</w:t>
-      </w:r>
-      <w:r>
-        <w:t xml:space="preserve"> </w:t>
-      </w:r>
-      <w:r>
-        <w:t xml:space="preserve">from Customer-actual baseline,</w:t>
+        <w:rPr>
+          <w:bCs/>
+          <w:b/>
+        </w:rPr>
+        <w:t xml:space="preserve">Workflow continuity</w:t>
+      </w:r>
+      <w:r>
+        <w:t xml:space="preserve"> </w:t>
+      </w:r>
+      <w:r>
+        <w:t xml:space="preserve">— the disclosure workflow runs to completion, producing a signed disclosure, without network access.</w:t>
       </w:r>
     </w:p>
     <w:p>
@@ -3814,23 +4063,17 @@
         <w:pStyle w:val="Compact"/>
       </w:pPr>
       <w:r>
-        <w:t xml:space="preserve">KPI 2:</w:t>
-      </w:r>
-      <w:r>
-        <w:t xml:space="preserve"> </w:t>
-      </w:r>
-      <w:r>
-        <w:rPr>
-          <w:bCs/>
-          <w:b/>
-        </w:rPr>
-        <w:t xml:space="preserve">≥ 95% IP-function coverage rate</w:t>
-      </w:r>
-      <w:r>
-        <w:t xml:space="preserve"> </w:t>
-      </w:r>
-      <w:r>
-        <w:t xml:space="preserve">of pilot-period disclosures,</w:t>
+        <w:rPr>
+          <w:bCs/>
+          <w:b/>
+        </w:rPr>
+        <w:t xml:space="preserve">Local compliance record</w:t>
+      </w:r>
+      <w:r>
+        <w:t xml:space="preserve"> </w:t>
+      </w:r>
+      <w:r>
+        <w:t xml:space="preserve">— the EU AI Act Article 12 record continues to be written locally, with no gap for the duration of the outage.</w:t>
       </w:r>
     </w:p>
     <w:p>
@@ -3842,51 +4085,17 @@
         <w:pStyle w:val="Compact"/>
       </w:pPr>
       <w:r>
-        <w:t xml:space="preserve">KPI 3:</w:t>
-      </w:r>
-      <w:r>
-        <w:t xml:space="preserve"> </w:t>
-      </w:r>
-      <w:r>
-        <w:rPr>
-          <w:bCs/>
-          <w:b/>
-        </w:rPr>
-        <w:t xml:space="preserve">≥ 240 hours/rep/year reclaimed</w:t>
-      </w:r>
-      <w:r>
-        <w:t xml:space="preserve"> </w:t>
-      </w:r>
-      <w:r>
-        <w:t xml:space="preserve">(extrapolated from week 8–11 measurement), and</w:t>
-      </w:r>
-    </w:p>
-    <w:p>
-      <w:pPr>
-        <w:numPr>
-          <w:ilvl w:val="0"/>
-          <w:numId w:val="1004"/>
-        </w:numPr>
-        <w:pStyle w:val="Compact"/>
-      </w:pPr>
-      <w:r>
-        <w:t xml:space="preserve">KPI 4:</w:t>
-      </w:r>
-      <w:r>
-        <w:t xml:space="preserve"> </w:t>
-      </w:r>
-      <w:r>
-        <w:rPr>
-          <w:bCs/>
-          <w:b/>
-        </w:rPr>
-        <w:t xml:space="preserve">the continuity gate passed on all three conditions</w:t>
-      </w:r>
-      <w:r>
-        <w:t xml:space="preserve"> </w:t>
-      </w:r>
-      <w:r>
-        <w:t xml:space="preserve">(Phase 3 witnessed run),</w:t>
+        <w:rPr>
+          <w:bCs/>
+          <w:b/>
+        </w:rPr>
+        <w:t xml:space="preserve">Local control</w:t>
+      </w:r>
+      <w:r>
+        <w:t xml:space="preserve"> </w:t>
+      </w:r>
+      <w:r>
+        <w:t xml:space="preserve">— an operator invokes human kill authority and stops a running agent, with no reachable control plane.</w:t>
       </w:r>
     </w:p>
     <w:p>
@@ -3894,23 +4103,30 @@
         <w:pStyle w:val="FirstParagraph"/>
       </w:pPr>
       <w:r>
-        <w:t xml:space="preserve">then Customer has the</w:t>
-      </w:r>
-      <w:r>
-        <w:t xml:space="preserve"> </w:t>
-      </w:r>
-      <w:r>
-        <w:rPr>
-          <w:bCs/>
-          <w:b/>
-        </w:rPr>
-        <w:t xml:space="preserve">option</w:t>
-      </w:r>
-      <w:r>
-        <w:t xml:space="preserve"> </w:t>
-      </w:r>
-      <w:r>
-        <w:t xml:space="preserve">to convert to a commercial DWS IQ 6 license on terms to be agreed separately. Conversion is at Customer’s sole discretion; pilot completion creates no commercial obligation on Customer.</w:t>
+        <w:rPr>
+          <w:bCs/>
+          <w:b/>
+        </w:rPr>
+        <w:t xml:space="preserve">All three must pass.</w:t>
+      </w:r>
+      <w:r>
+        <w:t xml:space="preserve"> </w:t>
+      </w:r>
+      <w:r>
+        <w:t xml:space="preserve">A pilot that fails under a severed uplink has delivered a</w:t>
+      </w:r>
+      <w:r>
+        <w:t xml:space="preserve"> </w:t>
+      </w:r>
+      <w:r>
+        <w:rPr>
+          <w:bCs/>
+          <w:b/>
+        </w:rPr>
+        <w:t xml:space="preserve">valid negative result about environment readiness — it is not a product defect</w:t>
+      </w:r>
+      <w:r>
+        <w:t xml:space="preserve">, and Outokumpu will have learned it for €24,000 rather than after a hardware programme.</w:t>
       </w:r>
     </w:p>
     <w:p>
@@ -3918,25 +4134,33 @@
         <w:pStyle w:val="BodyText"/>
       </w:pPr>
       <w:r>
-        <w:t xml:space="preserve">If success criteria are not met, pilot ends with delivery of the final report. No commercial obligation on either party either way.</w:t>
-      </w:r>
-    </w:p>
-    <w:p>
-      <w:pPr>
-        <w:pStyle w:val="BodyText"/>
-      </w:pPr>
-      <w:r>
-        <w:rPr>
-          <w:bCs/>
-          <w:b/>
-        </w:rPr>
-        <w:t xml:space="preserve">KPI 4 is reported separately whatever the other three do.</w:t>
-      </w:r>
-      <w:r>
-        <w:t xml:space="preserve"> </w:t>
-      </w:r>
-      <w:r>
-        <w:t xml:space="preserve">Efficiency and continuity are different questions for different buyers — KPIs 1–3 answer to Sustainability and Sales Engineering, KPI 4 answers to Operations, the CISO and the board’s risk committee. A pilot that reduces cycle time by 95% and fails the continuity gate has produced two findings, both of which Outokumpu needs, and neither of which should be hidden inside a single pass/fail verdict.</w:t>
+        <w:rPr>
+          <w:bCs/>
+          <w:b/>
+        </w:rPr>
+        <w:t xml:space="preserve">Why this KPI is here and was not in v1.0.</w:t>
+      </w:r>
+      <w:r>
+        <w:t xml:space="preserve"> </w:t>
+      </w:r>
+      <w:r>
+        <w:t xml:space="preserve">Under the hybrid-threat assessment, a mill of Tornio’s class is dual-use critical infrastructure and connectivity is an adversary-reachable dependency. NIS2 and the CER Directive already treat continuity of essential entities as an obligation. And Article 12 requires the record to exist for decisions taken</w:t>
+      </w:r>
+      <w:r>
+        <w:t xml:space="preserve"> </w:t>
+      </w:r>
+      <w:r>
+        <w:rPr>
+          <w:bCs/>
+          <w:b/>
+        </w:rPr>
+        <w:t xml:space="preserve">during</w:t>
+      </w:r>
+      <w:r>
+        <w:t xml:space="preserve"> </w:t>
+      </w:r>
+      <w:r>
+        <w:t xml:space="preserve">an outage, not to be reconstructed afterwards — a pipeline whose evidence chain pauses when the uplink drops has its gap at precisely the moment the record matters most. That moves this from resilience engineering to compliance engineering.</w:t>
       </w:r>
     </w:p>
     <w:p>
@@ -3946,14 +4170,15 @@
         </w:pict>
       </w:r>
     </w:p>
+    <w:bookmarkEnd w:id="35"/>
     <w:bookmarkEnd w:id="36"/>
-    <w:bookmarkStart w:id="37" w:name="Xb8275d29c15841c41364b53ddeba1c9415193a3"/>
+    <w:bookmarkStart w:id="37" w:name="Xe2fa06f55134ded9669175c3712de9813bc6288"/>
     <w:p>
       <w:pPr>
         <w:pStyle w:val="Heading2"/>
       </w:pPr>
       <w:r>
-        <w:t xml:space="preserve">9. Compute and hardware (pass-through, see attached)</w:t>
+        <w:t xml:space="preserve">8. Success criteria for commercial conversion</w:t>
       </w:r>
     </w:p>
     <w:p>
@@ -3961,22 +4186,7 @@
         <w:pStyle w:val="FirstParagraph"/>
       </w:pPr>
       <w:r>
-        <w:t xml:space="preserve">See attached</w:t>
-      </w:r>
-      <w:r>
-        <w:t xml:space="preserve"> </w:t>
-      </w:r>
-      <w:r>
-        <w:rPr>
-          <w:rStyle w:val="VerbatimChar"/>
-        </w:rPr>
-        <w:t xml:space="preserve">NVIDIA_HARDWARE_LINE_ITEMS_OUTOKUMPU.md</w:t>
-      </w:r>
-      <w:r>
-        <w:t xml:space="preserve"> </w:t>
-      </w:r>
-      <w:r>
-        <w:t xml:space="preserve">for itemised list. Summary:</w:t>
+        <w:t xml:space="preserve">If at pilot exit (Phase 4, week 13) the measurements show all four of:</w:t>
       </w:r>
     </w:p>
     <w:p>
@@ -3988,17 +4198,23 @@
         <w:pStyle w:val="Compact"/>
       </w:pPr>
       <w:r>
-        <w:rPr>
-          <w:bCs/>
-          <w:b/>
-        </w:rPr>
-        <w:t xml:space="preserve">NVIDIA compute:</w:t>
-      </w:r>
-      <w:r>
-        <w:t xml:space="preserve"> </w:t>
-      </w:r>
-      <w:r>
-        <w:t xml:space="preserve">Jetson Orin Nano edge units (site-edge inference) and / or DGX Spark cloud capacity (central training / batch inference). Scope-dependent on Phase 0.</w:t>
+        <w:t xml:space="preserve">KPI 1:</w:t>
+      </w:r>
+      <w:r>
+        <w:t xml:space="preserve"> </w:t>
+      </w:r>
+      <w:r>
+        <w:rPr>
+          <w:bCs/>
+          <w:b/>
+        </w:rPr>
+        <w:t xml:space="preserve">≥ 90% cycle-time reduction</w:t>
+      </w:r>
+      <w:r>
+        <w:t xml:space="preserve"> </w:t>
+      </w:r>
+      <w:r>
+        <w:t xml:space="preserve">from Customer-actual baseline,</w:t>
       </w:r>
     </w:p>
     <w:p>
@@ -4010,17 +4226,23 @@
         <w:pStyle w:val="Compact"/>
       </w:pPr>
       <w:r>
-        <w:rPr>
-          <w:bCs/>
-          <w:b/>
-        </w:rPr>
-        <w:t xml:space="preserve">EU sovereign data services:</w:t>
-      </w:r>
-      <w:r>
-        <w:t xml:space="preserve"> </w:t>
-      </w:r>
-      <w:r>
-        <w:t xml:space="preserve">Scaleway (Paris) and / or Aiven (Helsinki). Postgres, object storage, optional event streaming.</w:t>
+        <w:t xml:space="preserve">KPI 2:</w:t>
+      </w:r>
+      <w:r>
+        <w:t xml:space="preserve"> </w:t>
+      </w:r>
+      <w:r>
+        <w:rPr>
+          <w:bCs/>
+          <w:b/>
+        </w:rPr>
+        <w:t xml:space="preserve">≥ 95% IP-function coverage rate</w:t>
+      </w:r>
+      <w:r>
+        <w:t xml:space="preserve"> </w:t>
+      </w:r>
+      <w:r>
+        <w:t xml:space="preserve">of pilot-period disclosures,</w:t>
       </w:r>
     </w:p>
     <w:p>
@@ -4032,7 +4254,23 @@
         <w:pStyle w:val="Compact"/>
       </w:pPr>
       <w:r>
-        <w:t xml:space="preserve">All passed through at provider cost. No Lifetime margin.</w:t>
+        <w:t xml:space="preserve">KPI 3:</w:t>
+      </w:r>
+      <w:r>
+        <w:t xml:space="preserve"> </w:t>
+      </w:r>
+      <w:r>
+        <w:rPr>
+          <w:bCs/>
+          <w:b/>
+        </w:rPr>
+        <w:t xml:space="preserve">≥ 240 hours/rep/year reclaimed</w:t>
+      </w:r>
+      <w:r>
+        <w:t xml:space="preserve"> </w:t>
+      </w:r>
+      <w:r>
+        <w:t xml:space="preserve">(extrapolated from week 8–11 measurement), and</w:t>
       </w:r>
     </w:p>
     <w:p>
@@ -4044,34 +4282,73 @@
         <w:pStyle w:val="Compact"/>
       </w:pPr>
       <w:r>
-        <w:t xml:space="preserve">Customer may BYO existing contracts where they exist.</w:t>
-      </w:r>
-    </w:p>
-    <w:p>
-      <w:pPr>
-        <w:numPr>
-          <w:ilvl w:val="0"/>
-          <w:numId w:val="1005"/>
-        </w:numPr>
-        <w:pStyle w:val="Compact"/>
-      </w:pPr>
-      <w:r>
-        <w:t xml:space="preserve">Sovereignty: all infrastructure Tier 1 Full EU Sovereign per</w:t>
-      </w:r>
-      <w:r>
-        <w:t xml:space="preserve"> </w:t>
-      </w:r>
-      <w:r>
-        <w:rPr>
-          <w:rStyle w:val="VerbatimChar"/>
-        </w:rPr>
-        <w:t xml:space="preserve">DWS_STANDARDS_LIBRARY.md</w:t>
-      </w:r>
-      <w:r>
-        <w:t xml:space="preserve"> </w:t>
-      </w:r>
-      <w:r>
-        <w:t xml:space="preserve">§3.6. No US Cloud Act perimeter on Customer data or IP material.</w:t>
+        <w:t xml:space="preserve">KPI 4:</w:t>
+      </w:r>
+      <w:r>
+        <w:t xml:space="preserve"> </w:t>
+      </w:r>
+      <w:r>
+        <w:rPr>
+          <w:bCs/>
+          <w:b/>
+        </w:rPr>
+        <w:t xml:space="preserve">the continuity gate passed on all three conditions</w:t>
+      </w:r>
+      <w:r>
+        <w:t xml:space="preserve"> </w:t>
+      </w:r>
+      <w:r>
+        <w:t xml:space="preserve">(Phase 3 witnessed run),</w:t>
+      </w:r>
+    </w:p>
+    <w:p>
+      <w:pPr>
+        <w:pStyle w:val="FirstParagraph"/>
+      </w:pPr>
+      <w:r>
+        <w:t xml:space="preserve">then Customer has the</w:t>
+      </w:r>
+      <w:r>
+        <w:t xml:space="preserve"> </w:t>
+      </w:r>
+      <w:r>
+        <w:rPr>
+          <w:bCs/>
+          <w:b/>
+        </w:rPr>
+        <w:t xml:space="preserve">option</w:t>
+      </w:r>
+      <w:r>
+        <w:t xml:space="preserve"> </w:t>
+      </w:r>
+      <w:r>
+        <w:t xml:space="preserve">to convert to a commercial DWS IQ 6 license on terms to be agreed separately. Conversion is at Customer’s sole discretion; pilot completion creates no commercial obligation on Customer.</w:t>
+      </w:r>
+    </w:p>
+    <w:p>
+      <w:pPr>
+        <w:pStyle w:val="BodyText"/>
+      </w:pPr>
+      <w:r>
+        <w:t xml:space="preserve">If success criteria are not met, pilot ends with delivery of the final report. No commercial obligation on either party either way.</w:t>
+      </w:r>
+    </w:p>
+    <w:p>
+      <w:pPr>
+        <w:pStyle w:val="BodyText"/>
+      </w:pPr>
+      <w:r>
+        <w:rPr>
+          <w:bCs/>
+          <w:b/>
+        </w:rPr>
+        <w:t xml:space="preserve">KPI 4 is reported separately whatever the other three do.</w:t>
+      </w:r>
+      <w:r>
+        <w:t xml:space="preserve"> </w:t>
+      </w:r>
+      <w:r>
+        <w:t xml:space="preserve">Efficiency and continuity are different questions for different buyers — KPIs 1–3 answer to Sustainability and Sales Engineering, KPI 4 answers to Operations, the CISO and the board’s risk committee. A pilot that reduces cycle time by 95% and fails the continuity gate has produced two findings, both of which Outokumpu needs, and neither of which should be hidden inside a single pass/fail verdict.</w:t>
       </w:r>
     </w:p>
     <w:p>
@@ -4082,13 +4359,36 @@
       </w:r>
     </w:p>
     <w:bookmarkEnd w:id="37"/>
-    <w:bookmarkStart w:id="38" w:name="governance-and-compliance"/>
+    <w:bookmarkStart w:id="38" w:name="Xb8275d29c15841c41364b53ddeba1c9415193a3"/>
     <w:p>
       <w:pPr>
         <w:pStyle w:val="Heading2"/>
       </w:pPr>
       <w:r>
-        <w:t xml:space="preserve">10. Governance and compliance</w:t>
+        <w:t xml:space="preserve">9. Compute and hardware (pass-through, see attached)</w:t>
+      </w:r>
+    </w:p>
+    <w:p>
+      <w:pPr>
+        <w:pStyle w:val="FirstParagraph"/>
+      </w:pPr>
+      <w:r>
+        <w:t xml:space="preserve">See attached</w:t>
+      </w:r>
+      <w:r>
+        <w:t xml:space="preserve"> </w:t>
+      </w:r>
+      <w:r>
+        <w:rPr>
+          <w:rStyle w:val="VerbatimChar"/>
+        </w:rPr>
+        <w:t xml:space="preserve">NVIDIA_HARDWARE_LINE_ITEMS_OUTOKUMPU.md</w:t>
+      </w:r>
+      <w:r>
+        <w:t xml:space="preserve"> </w:t>
+      </w:r>
+      <w:r>
+        <w:t xml:space="preserve">for itemised list. Summary:</w:t>
       </w:r>
     </w:p>
     <w:p>
@@ -4104,13 +4404,13 @@
           <w:bCs/>
           <w:b/>
         </w:rPr>
-        <w:t xml:space="preserve">KYA-attested operator identity</w:t>
-      </w:r>
-      <w:r>
-        <w:t xml:space="preserve"> </w:t>
-      </w:r>
-      <w:r>
-        <w:t xml:space="preserve">for every AI-mediated action in the pipeline. Cryptographic, human-bound, auditable.</w:t>
+        <w:t xml:space="preserve">NVIDIA compute:</w:t>
+      </w:r>
+      <w:r>
+        <w:t xml:space="preserve"> </w:t>
+      </w:r>
+      <w:r>
+        <w:t xml:space="preserve">Jetson Orin Nano edge units (site-edge inference) and / or DGX Spark cloud capacity (central training / batch inference). Scope-dependent on Phase 0.</w:t>
       </w:r>
     </w:p>
     <w:p>
@@ -4126,13 +4426,13 @@
           <w:bCs/>
           <w:b/>
         </w:rPr>
-        <w:t xml:space="preserve">EU AI Act Article 12 audit log:</w:t>
-      </w:r>
-      <w:r>
-        <w:t xml:space="preserve"> </w:t>
-      </w:r>
-      <w:r>
-        <w:t xml:space="preserve">automatic, immutable, per-action.</w:t>
+        <w:t xml:space="preserve">EU sovereign data services:</w:t>
+      </w:r>
+      <w:r>
+        <w:t xml:space="preserve"> </w:t>
+      </w:r>
+      <w:r>
+        <w:t xml:space="preserve">Scaleway (Paris) and / or Aiven (Helsinki). Postgres, object storage, optional event streaming.</w:t>
       </w:r>
     </w:p>
     <w:p>
@@ -4144,17 +4444,7 @@
         <w:pStyle w:val="Compact"/>
       </w:pPr>
       <w:r>
-        <w:rPr>
-          <w:bCs/>
-          <w:b/>
-        </w:rPr>
-        <w:t xml:space="preserve">EU AI Act Annex III alignment:</w:t>
-      </w:r>
-      <w:r>
-        <w:t xml:space="preserve"> </w:t>
-      </w:r>
-      <w:r>
-        <w:t xml:space="preserve">confirmed (high-risk AI use case in regulated industrial disclosure).</w:t>
+        <w:t xml:space="preserve">All passed through at provider cost. No Lifetime margin.</w:t>
       </w:r>
     </w:p>
     <w:p>
@@ -4166,17 +4456,7 @@
         <w:pStyle w:val="Compact"/>
       </w:pPr>
       <w:r>
-        <w:rPr>
-          <w:bCs/>
-          <w:b/>
-        </w:rPr>
-        <w:t xml:space="preserve">NIS2:</w:t>
-      </w:r>
-      <w:r>
-        <w:t xml:space="preserve"> </w:t>
-      </w:r>
-      <w:r>
-        <w:t xml:space="preserve">incident reporting capability built in; 24h early warning, 72h final report flow.</w:t>
+        <w:t xml:space="preserve">Customer may BYO existing contracts where they exist.</w:t>
       </w:r>
     </w:p>
     <w:p>
@@ -4188,39 +4468,22 @@
         <w:pStyle w:val="Compact"/>
       </w:pPr>
       <w:r>
-        <w:rPr>
-          <w:bCs/>
-          <w:b/>
-        </w:rPr>
-        <w:t xml:space="preserve">GDPR:</w:t>
-      </w:r>
-      <w:r>
-        <w:t xml:space="preserve"> </w:t>
-      </w:r>
-      <w:r>
-        <w:t xml:space="preserve">data processing limited to Customer’s own data; DPA template on request before signature.</w:t>
-      </w:r>
-    </w:p>
-    <w:p>
-      <w:pPr>
-        <w:numPr>
-          <w:ilvl w:val="0"/>
-          <w:numId w:val="1006"/>
-        </w:numPr>
-        <w:pStyle w:val="Compact"/>
-      </w:pPr>
-      <w:r>
-        <w:rPr>
-          <w:bCs/>
-          <w:b/>
-        </w:rPr>
-        <w:t xml:space="preserve">Trade-secret protection:</w:t>
-      </w:r>
-      <w:r>
-        <w:t xml:space="preserve"> </w:t>
-      </w:r>
-      <w:r>
-        <w:t xml:space="preserve">all source data and IP-rule schemas treated as Customer trade secret; provider personnel under NDA per §12.</w:t>
+        <w:t xml:space="preserve">Sovereignty: all infrastructure Tier 1 Full EU Sovereign per</w:t>
+      </w:r>
+      <w:r>
+        <w:t xml:space="preserve"> </w:t>
+      </w:r>
+      <w:r>
+        <w:rPr>
+          <w:rStyle w:val="VerbatimChar"/>
+        </w:rPr>
+        <w:t xml:space="preserve">DWS_STANDARDS_LIBRARY.md</w:t>
+      </w:r>
+      <w:r>
+        <w:t xml:space="preserve"> </w:t>
+      </w:r>
+      <w:r>
+        <w:t xml:space="preserve">§3.6. No US Cloud Act perimeter on Customer data or IP material.</w:t>
       </w:r>
     </w:p>
     <w:p>
@@ -4231,7 +4494,156 @@
       </w:r>
     </w:p>
     <w:bookmarkEnd w:id="38"/>
-    <w:bookmarkStart w:id="39" w:name="ip-ownership"/>
+    <w:bookmarkStart w:id="39" w:name="governance-and-compliance"/>
+    <w:p>
+      <w:pPr>
+        <w:pStyle w:val="Heading2"/>
+      </w:pPr>
+      <w:r>
+        <w:t xml:space="preserve">10. Governance and compliance</w:t>
+      </w:r>
+    </w:p>
+    <w:p>
+      <w:pPr>
+        <w:numPr>
+          <w:ilvl w:val="0"/>
+          <w:numId w:val="1007"/>
+        </w:numPr>
+        <w:pStyle w:val="Compact"/>
+      </w:pPr>
+      <w:r>
+        <w:rPr>
+          <w:bCs/>
+          <w:b/>
+        </w:rPr>
+        <w:t xml:space="preserve">KYA-attested operator identity</w:t>
+      </w:r>
+      <w:r>
+        <w:t xml:space="preserve"> </w:t>
+      </w:r>
+      <w:r>
+        <w:t xml:space="preserve">for every AI-mediated action in the pipeline. Cryptographic, human-bound, auditable.</w:t>
+      </w:r>
+    </w:p>
+    <w:p>
+      <w:pPr>
+        <w:numPr>
+          <w:ilvl w:val="0"/>
+          <w:numId w:val="1007"/>
+        </w:numPr>
+        <w:pStyle w:val="Compact"/>
+      </w:pPr>
+      <w:r>
+        <w:rPr>
+          <w:bCs/>
+          <w:b/>
+        </w:rPr>
+        <w:t xml:space="preserve">EU AI Act Article 12 audit log:</w:t>
+      </w:r>
+      <w:r>
+        <w:t xml:space="preserve"> </w:t>
+      </w:r>
+      <w:r>
+        <w:t xml:space="preserve">automatic, immutable, per-action.</w:t>
+      </w:r>
+    </w:p>
+    <w:p>
+      <w:pPr>
+        <w:numPr>
+          <w:ilvl w:val="0"/>
+          <w:numId w:val="1007"/>
+        </w:numPr>
+        <w:pStyle w:val="Compact"/>
+      </w:pPr>
+      <w:r>
+        <w:rPr>
+          <w:bCs/>
+          <w:b/>
+        </w:rPr>
+        <w:t xml:space="preserve">EU AI Act Annex III alignment:</w:t>
+      </w:r>
+      <w:r>
+        <w:t xml:space="preserve"> </w:t>
+      </w:r>
+      <w:r>
+        <w:t xml:space="preserve">confirmed (high-risk AI use case in regulated industrial disclosure).</w:t>
+      </w:r>
+    </w:p>
+    <w:p>
+      <w:pPr>
+        <w:numPr>
+          <w:ilvl w:val="0"/>
+          <w:numId w:val="1007"/>
+        </w:numPr>
+        <w:pStyle w:val="Compact"/>
+      </w:pPr>
+      <w:r>
+        <w:rPr>
+          <w:bCs/>
+          <w:b/>
+        </w:rPr>
+        <w:t xml:space="preserve">NIS2:</w:t>
+      </w:r>
+      <w:r>
+        <w:t xml:space="preserve"> </w:t>
+      </w:r>
+      <w:r>
+        <w:t xml:space="preserve">incident reporting capability built in; 24h early warning, 72h final report flow.</w:t>
+      </w:r>
+    </w:p>
+    <w:p>
+      <w:pPr>
+        <w:numPr>
+          <w:ilvl w:val="0"/>
+          <w:numId w:val="1007"/>
+        </w:numPr>
+        <w:pStyle w:val="Compact"/>
+      </w:pPr>
+      <w:r>
+        <w:rPr>
+          <w:bCs/>
+          <w:b/>
+        </w:rPr>
+        <w:t xml:space="preserve">GDPR:</w:t>
+      </w:r>
+      <w:r>
+        <w:t xml:space="preserve"> </w:t>
+      </w:r>
+      <w:r>
+        <w:t xml:space="preserve">data processing limited to Customer’s own data; DPA template on request before signature.</w:t>
+      </w:r>
+    </w:p>
+    <w:p>
+      <w:pPr>
+        <w:numPr>
+          <w:ilvl w:val="0"/>
+          <w:numId w:val="1007"/>
+        </w:numPr>
+        <w:pStyle w:val="Compact"/>
+      </w:pPr>
+      <w:r>
+        <w:rPr>
+          <w:bCs/>
+          <w:b/>
+        </w:rPr>
+        <w:t xml:space="preserve">Trade-secret protection:</w:t>
+      </w:r>
+      <w:r>
+        <w:t xml:space="preserve"> </w:t>
+      </w:r>
+      <w:r>
+        <w:t xml:space="preserve">all source data and IP-rule schemas treated as Customer trade secret; provider personnel under NDA per §12.</w:t>
+      </w:r>
+    </w:p>
+    <w:p>
+      <w:r>
+        <w:pict>
+          <v:rect style="width:0;height:1.5pt" o:hralign="center" o:hrstd="t" o:hr="t"/>
+        </w:pict>
+      </w:r>
+    </w:p>
+    <w:bookmarkEnd w:id="39"/>
+    <w:bookmarkStart w:id="40" w:name="ip-ownership"/>
     <w:p>
       <w:pPr>
         <w:pStyle w:val="Heading2"/>
@@ -4418,8 +4830,8 @@
         </w:pict>
       </w:r>
     </w:p>
-    <w:bookmarkEnd w:id="39"/>
-    <w:bookmarkStart w:id="40" w:name="legal-framework"/>
+    <w:bookmarkEnd w:id="40"/>
+    <w:bookmarkStart w:id="41" w:name="legal-framework"/>
     <w:p>
       <w:pPr>
         <w:pStyle w:val="Heading2"/>
@@ -4432,7 +4844,7 @@
       <w:pPr>
         <w:numPr>
           <w:ilvl w:val="0"/>
-          <w:numId w:val="1007"/>
+          <w:numId w:val="1008"/>
         </w:numPr>
         <w:pStyle w:val="Compact"/>
       </w:pPr>
@@ -4454,7 +4866,7 @@
       <w:pPr>
         <w:numPr>
           <w:ilvl w:val="0"/>
-          <w:numId w:val="1007"/>
+          <w:numId w:val="1008"/>
         </w:numPr>
         <w:pStyle w:val="Compact"/>
       </w:pPr>
@@ -4476,7 +4888,7 @@
       <w:pPr>
         <w:numPr>
           <w:ilvl w:val="0"/>
-          <w:numId w:val="1007"/>
+          <w:numId w:val="1008"/>
         </w:numPr>
         <w:pStyle w:val="Compact"/>
       </w:pPr>
@@ -4498,7 +4910,7 @@
       <w:pPr>
         <w:numPr>
           <w:ilvl w:val="0"/>
-          <w:numId w:val="1007"/>
+          <w:numId w:val="1008"/>
         </w:numPr>
         <w:pStyle w:val="Compact"/>
       </w:pPr>
@@ -4520,7 +4932,7 @@
       <w:pPr>
         <w:numPr>
           <w:ilvl w:val="0"/>
-          <w:numId w:val="1007"/>
+          <w:numId w:val="1008"/>
         </w:numPr>
         <w:pStyle w:val="Compact"/>
       </w:pPr>
@@ -4545,8 +4957,8 @@
         </w:pict>
       </w:r>
     </w:p>
-    <w:bookmarkEnd w:id="40"/>
-    <w:bookmarkStart w:id="41" w:name="acceptance"/>
+    <w:bookmarkEnd w:id="41"/>
+    <w:bookmarkStart w:id="42" w:name="acceptance"/>
     <w:p>
       <w:pPr>
         <w:pStyle w:val="Heading2"/>
@@ -4734,235 +5146,14 @@
         </w:pict>
       </w:r>
     </w:p>
-    <w:bookmarkEnd w:id="41"/>
-    <w:bookmarkStart w:id="42" w:name="document-control"/>
+    <w:bookmarkEnd w:id="42"/>
+    <w:bookmarkStart w:id="43" w:name="document-control"/>
     <w:p>
       <w:pPr>
         <w:pStyle w:val="Heading2"/>
       </w:pPr>
       <w:r>
         <w:t xml:space="preserve">Document control</w:t>
-      </w:r>
-    </w:p>
-    <w:p>
-      <w:pPr>
-        <w:numPr>
-          <w:ilvl w:val="0"/>
-          <w:numId w:val="1008"/>
-        </w:numPr>
-        <w:pStyle w:val="Compact"/>
-      </w:pPr>
-      <w:r>
-        <w:t xml:space="preserve">Sources for commercial terms:</w:t>
-      </w:r>
-      <w:r>
-        <w:t xml:space="preserve"> </w:t>
-      </w:r>
-      <w:r>
-        <w:rPr>
-          <w:rStyle w:val="VerbatimChar"/>
-        </w:rPr>
-        <w:t xml:space="preserve">sales-outreach/LETTER_ARI_HIRVONEN_OUTOKUMPU_MATERIAL_PACKAGE.md</w:t>
-      </w:r>
-      <w:r>
-        <w:t xml:space="preserve">,</w:t>
-      </w:r>
-      <w:r>
-        <w:t xml:space="preserve"> </w:t>
-      </w:r>
-      <w:r>
-        <w:rPr>
-          <w:rStyle w:val="VerbatimChar"/>
-        </w:rPr>
-        <w:t xml:space="preserve">sales-outreach/LETTER_ARI_HIRVONEN_OUTOKUMPU_REPLY2_CLARIFICATION.md</w:t>
-      </w:r>
-      <w:r>
-        <w:t xml:space="preserve">.</w:t>
-      </w:r>
-    </w:p>
-    <w:p>
-      <w:pPr>
-        <w:numPr>
-          <w:ilvl w:val="0"/>
-          <w:numId w:val="1008"/>
-        </w:numPr>
-        <w:pStyle w:val="Compact"/>
-      </w:pPr>
-      <w:r>
-        <w:t xml:space="preserve">Sources for measurement baselines:</w:t>
-      </w:r>
-      <w:r>
-        <w:t xml:space="preserve"> </w:t>
-      </w:r>
-      <w:r>
-        <w:rPr>
-          <w:rStyle w:val="VerbatimChar"/>
-        </w:rPr>
-        <w:t xml:space="preserve">sales-outreach/CYCLE_TIME_BENCHMARK_OUTOKUMPU_FORTA.md</w:t>
-      </w:r>
-      <w:r>
-        <w:t xml:space="preserve">.</w:t>
-      </w:r>
-    </w:p>
-    <w:p>
-      <w:pPr>
-        <w:numPr>
-          <w:ilvl w:val="0"/>
-          <w:numId w:val="1008"/>
-        </w:numPr>
-        <w:pStyle w:val="Compact"/>
-      </w:pPr>
-      <w:r>
-        <w:t xml:space="preserve">Sources for sovereignty / compliance:</w:t>
-      </w:r>
-      <w:r>
-        <w:t xml:space="preserve"> </w:t>
-      </w:r>
-      <w:r>
-        <w:rPr>
-          <w:rStyle w:val="VerbatimChar"/>
-        </w:rPr>
-        <w:t xml:space="preserve">DWS_STANDARDS_LIBRARY.md</w:t>
-      </w:r>
-      <w:r>
-        <w:t xml:space="preserve"> </w:t>
-      </w:r>
-      <w:r>
-        <w:t xml:space="preserve">§3.1, §3.3, §3.6.</w:t>
-      </w:r>
-    </w:p>
-    <w:p>
-      <w:pPr>
-        <w:numPr>
-          <w:ilvl w:val="0"/>
-          <w:numId w:val="1008"/>
-        </w:numPr>
-        <w:pStyle w:val="Compact"/>
-      </w:pPr>
-      <w:r>
-        <w:t xml:space="preserve">Companion document:</w:t>
-      </w:r>
-      <w:r>
-        <w:t xml:space="preserve"> </w:t>
-      </w:r>
-      <w:r>
-        <w:rPr>
-          <w:rStyle w:val="VerbatimChar"/>
-        </w:rPr>
-        <w:t xml:space="preserve">sales-outreach/NVIDIA_HARDWARE_LINE_ITEMS_OUTOKUMPU.md</w:t>
-      </w:r>
-      <w:r>
-        <w:t xml:space="preserve">.</w:t>
-      </w:r>
-    </w:p>
-    <w:p>
-      <w:pPr>
-        <w:numPr>
-          <w:ilvl w:val="0"/>
-          <w:numId w:val="1008"/>
-        </w:numPr>
-        <w:pStyle w:val="Compact"/>
-      </w:pPr>
-      <w:r>
-        <w:t xml:space="preserve">Sources for the continuity requirement and the phase structure (new in v2.0):</w:t>
-      </w:r>
-      <w:r>
-        <w:t xml:space="preserve"> </w:t>
-      </w:r>
-      <w:r>
-        <w:rPr>
-          <w:rStyle w:val="VerbatimChar"/>
-        </w:rPr>
-        <w:t xml:space="preserve">kb/wiki/concepts/network-independent-critical-operation.md</w:t>
-      </w:r>
-      <w:r>
-        <w:t xml:space="preserve">,</w:t>
-      </w:r>
-      <w:r>
-        <w:t xml:space="preserve"> </w:t>
-      </w:r>
-      <w:r>
-        <w:rPr>
-          <w:rStyle w:val="VerbatimChar"/>
-        </w:rPr>
-        <w:t xml:space="preserve">docs/field-notes/2026-07-30-network-independent-critical-operation.md</w:t>
-      </w:r>
-      <w:r>
-        <w:t xml:space="preserve">,</w:t>
-      </w:r>
-      <w:r>
-        <w:t xml:space="preserve"> </w:t>
-      </w:r>
-      <w:r>
-        <w:rPr>
-          <w:rStyle w:val="VerbatimChar"/>
-        </w:rPr>
-        <w:t xml:space="preserve">Store/PRODUCT_AEGIS_PILOT.md</w:t>
-      </w:r>
-      <w:r>
-        <w:t xml:space="preserve"> </w:t>
-      </w:r>
-      <w:r>
-        <w:t xml:space="preserve">(the €19,990 list SKU whose phase plan this instantiates).</w:t>
-      </w:r>
-    </w:p>
-    <w:p>
-      <w:pPr>
-        <w:numPr>
-          <w:ilvl w:val="0"/>
-          <w:numId w:val="1008"/>
-        </w:numPr>
-        <w:pStyle w:val="Compact"/>
-      </w:pPr>
-      <w:r>
-        <w:t xml:space="preserve">Price of record:</w:t>
-      </w:r>
-      <w:r>
-        <w:t xml:space="preserve"> </w:t>
-      </w:r>
-      <w:r>
-        <w:rPr>
-          <w:rStyle w:val="VerbatimChar"/>
-        </w:rPr>
-        <w:t xml:space="preserve">bids/OUTOKUMPU/OUTOKUMPU_HINTALOMAKE.md</w:t>
-      </w:r>
-      <w:r>
-        <w:t xml:space="preserve"> </w:t>
-      </w:r>
-      <w:r>
-        <w:t xml:space="preserve">(27.6.2026, €24,000).</w:t>
-      </w:r>
-      <w:r>
-        <w:t xml:space="preserve"> </w:t>
-      </w:r>
-      <w:r>
-        <w:rPr>
-          <w:bCs/>
-          <w:b/>
-        </w:rPr>
-        <w:t xml:space="preserve">This sheet does not change it.</w:t>
-      </w:r>
-    </w:p>
-    <w:p>
-      <w:pPr>
-        <w:numPr>
-          <w:ilvl w:val="0"/>
-          <w:numId w:val="1008"/>
-        </w:numPr>
-        <w:pStyle w:val="Compact"/>
-      </w:pPr>
-      <w:r>
-        <w:t xml:space="preserve">v2.0 supersedes v1.0. v1.0 was never issued; the pre-send checklist below was never cleared.</w:t>
-      </w:r>
-    </w:p>
-    <w:bookmarkEnd w:id="42"/>
-    <w:bookmarkStart w:id="43" w:name="pre-send-checklist-for-risto"/>
-    <w:p>
-      <w:pPr>
-        <w:pStyle w:val="Heading2"/>
-      </w:pPr>
-      <w:r>
-        <w:t xml:space="preserve">Pre-send checklist for Risto</w:t>
       </w:r>
     </w:p>
     <w:p>
@@ -4974,7 +5165,7 @@
         <w:pStyle w:val="Compact"/>
       </w:pPr>
       <w:r>
-        <w:t xml:space="preserve">☐ Fill all</w:t>
+        <w:t xml:space="preserve">Sources for commercial terms:</w:t>
       </w:r>
       <w:r>
         <w:t xml:space="preserve"> </w:t>
@@ -4983,13 +5174,22 @@
         <w:rPr>
           <w:rStyle w:val="VerbatimChar"/>
         </w:rPr>
-        <w:t xml:space="preserve">[TBD]</w:t>
-      </w:r>
-      <w:r>
-        <w:t xml:space="preserve"> </w:t>
-      </w:r>
-      <w:r>
-        <w:t xml:space="preserve">fields in §1, §3, §4, §13</w:t>
+        <w:t xml:space="preserve">sales-outreach/LETTER_ARI_HIRVONEN_OUTOKUMPU_MATERIAL_PACKAGE.md</w:t>
+      </w:r>
+      <w:r>
+        <w:t xml:space="preserve">,</w:t>
+      </w:r>
+      <w:r>
+        <w:t xml:space="preserve"> </w:t>
+      </w:r>
+      <w:r>
+        <w:rPr>
+          <w:rStyle w:val="VerbatimChar"/>
+        </w:rPr>
+        <w:t xml:space="preserve">sales-outreach/LETTER_ARI_HIRVONEN_OUTOKUMPU_REPLY2_CLARIFICATION.md</w:t>
+      </w:r>
+      <w:r>
+        <w:t xml:space="preserve">.</w:t>
       </w:r>
     </w:p>
     <w:p>
@@ -5001,7 +5201,19 @@
         <w:pStyle w:val="Compact"/>
       </w:pPr>
       <w:r>
-        <w:t xml:space="preserve">☐ Confirm Outokumpu business ID + VAT (PRH lookup)</w:t>
+        <w:t xml:space="preserve">Sources for measurement baselines:</w:t>
+      </w:r>
+      <w:r>
+        <w:t xml:space="preserve"> </w:t>
+      </w:r>
+      <w:r>
+        <w:rPr>
+          <w:rStyle w:val="VerbatimChar"/>
+        </w:rPr>
+        <w:t xml:space="preserve">sales-outreach/CYCLE_TIME_BENCHMARK_OUTOKUMPU_FORTA.md</w:t>
+      </w:r>
+      <w:r>
+        <w:t xml:space="preserve">.</w:t>
       </w:r>
     </w:p>
     <w:p>
@@ -5013,7 +5225,22 @@
         <w:pStyle w:val="Compact"/>
       </w:pPr>
       <w:r>
-        <w:t xml:space="preserve">☐ Confirm Customer commercial signatory (likely Outokumpu CFO or Procurement Director — Ari to nominate)</w:t>
+        <w:t xml:space="preserve">Sources for sovereignty / compliance:</w:t>
+      </w:r>
+      <w:r>
+        <w:t xml:space="preserve"> </w:t>
+      </w:r>
+      <w:r>
+        <w:rPr>
+          <w:rStyle w:val="VerbatimChar"/>
+        </w:rPr>
+        <w:t xml:space="preserve">DWS_STANDARDS_LIBRARY.md</w:t>
+      </w:r>
+      <w:r>
+        <w:t xml:space="preserve"> </w:t>
+      </w:r>
+      <w:r>
+        <w:t xml:space="preserve">§3.1, §3.3, §3.6.</w:t>
       </w:r>
     </w:p>
     <w:p>
@@ -5025,7 +5252,19 @@
         <w:pStyle w:val="Compact"/>
       </w:pPr>
       <w:r>
-        <w:t xml:space="preserve">☐ Confirm preferred payment schedule (default 50/50 in §4; adjust if Outokumpu standard AP terms differ)</w:t>
+        <w:t xml:space="preserve">Companion document:</w:t>
+      </w:r>
+      <w:r>
+        <w:t xml:space="preserve"> </w:t>
+      </w:r>
+      <w:r>
+        <w:rPr>
+          <w:rStyle w:val="VerbatimChar"/>
+        </w:rPr>
+        <w:t xml:space="preserve">sales-outreach/NVIDIA_HARDWARE_LINE_ITEMS_OUTOKUMPU.md</w:t>
+      </w:r>
+      <w:r>
+        <w:t xml:space="preserve">.</w:t>
       </w:r>
     </w:p>
     <w:p>
@@ -5037,19 +5276,105 @@
         <w:pStyle w:val="Compact"/>
       </w:pPr>
       <w:r>
-        <w:t xml:space="preserve">☐ R05 General Counsel review of §11 (IP ownership) and §12 (Legal framework) before issue</w:t>
-      </w:r>
-    </w:p>
-    <w:p>
-      <w:pPr>
-        <w:pStyle w:val="FirstParagraph"/>
-      </w:pPr>
-      <w:r>
-        <w:rPr>
-          <w:bCs/>
-          <w:b/>
-        </w:rPr>
-        <w:t xml:space="preserve">New in v2.0 — clear before issue:</w:t>
+        <w:t xml:space="preserve">Sources for the continuity requirement and the phase structure (new in v2.0):</w:t>
+      </w:r>
+      <w:r>
+        <w:t xml:space="preserve"> </w:t>
+      </w:r>
+      <w:r>
+        <w:rPr>
+          <w:rStyle w:val="VerbatimChar"/>
+        </w:rPr>
+        <w:t xml:space="preserve">kb/wiki/concepts/network-independent-critical-operation.md</w:t>
+      </w:r>
+      <w:r>
+        <w:t xml:space="preserve">,</w:t>
+      </w:r>
+      <w:r>
+        <w:t xml:space="preserve"> </w:t>
+      </w:r>
+      <w:r>
+        <w:rPr>
+          <w:rStyle w:val="VerbatimChar"/>
+        </w:rPr>
+        <w:t xml:space="preserve">docs/field-notes/2026-07-30-network-independent-critical-operation.md</w:t>
+      </w:r>
+      <w:r>
+        <w:t xml:space="preserve">,</w:t>
+      </w:r>
+      <w:r>
+        <w:t xml:space="preserve"> </w:t>
+      </w:r>
+      <w:r>
+        <w:rPr>
+          <w:rStyle w:val="VerbatimChar"/>
+        </w:rPr>
+        <w:t xml:space="preserve">Store/PRODUCT_AEGIS_PILOT.md</w:t>
+      </w:r>
+      <w:r>
+        <w:t xml:space="preserve"> </w:t>
+      </w:r>
+      <w:r>
+        <w:t xml:space="preserve">(the €19,990 list SKU whose phase plan this instantiates).</w:t>
+      </w:r>
+    </w:p>
+    <w:p>
+      <w:pPr>
+        <w:numPr>
+          <w:ilvl w:val="0"/>
+          <w:numId w:val="1009"/>
+        </w:numPr>
+        <w:pStyle w:val="Compact"/>
+      </w:pPr>
+      <w:r>
+        <w:t xml:space="preserve">Price of record:</w:t>
+      </w:r>
+      <w:r>
+        <w:t xml:space="preserve"> </w:t>
+      </w:r>
+      <w:r>
+        <w:rPr>
+          <w:rStyle w:val="VerbatimChar"/>
+        </w:rPr>
+        <w:t xml:space="preserve">bids/OUTOKUMPU/OUTOKUMPU_HINTALOMAKE.md</w:t>
+      </w:r>
+      <w:r>
+        <w:t xml:space="preserve"> </w:t>
+      </w:r>
+      <w:r>
+        <w:t xml:space="preserve">(27.6.2026, €24,000).</w:t>
+      </w:r>
+      <w:r>
+        <w:t xml:space="preserve"> </w:t>
+      </w:r>
+      <w:r>
+        <w:rPr>
+          <w:bCs/>
+          <w:b/>
+        </w:rPr>
+        <w:t xml:space="preserve">This sheet does not change it.</w:t>
+      </w:r>
+    </w:p>
+    <w:p>
+      <w:pPr>
+        <w:numPr>
+          <w:ilvl w:val="0"/>
+          <w:numId w:val="1009"/>
+        </w:numPr>
+        <w:pStyle w:val="Compact"/>
+      </w:pPr>
+      <w:r>
+        <w:t xml:space="preserve">v2.0 supersedes v1.0. v1.0 was never issued; the pre-send checklist below was never cleared.</w:t>
+      </w:r>
+    </w:p>
+    <w:bookmarkEnd w:id="43"/>
+    <w:bookmarkStart w:id="44" w:name="pre-send-checklist-for-risto"/>
+    <w:p>
+      <w:pPr>
+        <w:pStyle w:val="Heading2"/>
+      </w:pPr>
+      <w:r>
+        <w:t xml:space="preserve">Pre-send checklist for Risto</w:t>
       </w:r>
     </w:p>
     <w:p>
@@ -5061,23 +5386,22 @@
         <w:pStyle w:val="Compact"/>
       </w:pPr>
       <w:r>
-        <w:t xml:space="preserve">☐</w:t>
-      </w:r>
-      <w:r>
-        <w:t xml:space="preserve"> </w:t>
-      </w:r>
-      <w:r>
-        <w:rPr>
-          <w:bCs/>
-          <w:b/>
-        </w:rPr>
-        <w:t xml:space="preserve">Confirm the €24,000 vs €19,990 reconciliation in §4.1 is one you will defend to procurement.</w:t>
-      </w:r>
-      <w:r>
-        <w:t xml:space="preserve"> </w:t>
-      </w:r>
-      <w:r>
-        <w:t xml:space="preserve">If Outokumpu’s procurement compares against the published list price, the four scope lines are the answer — check they are accurate before they are read back to you.</w:t>
+        <w:t xml:space="preserve">☐ Fill all</w:t>
+      </w:r>
+      <w:r>
+        <w:t xml:space="preserve"> </w:t>
+      </w:r>
+      <w:r>
+        <w:rPr>
+          <w:rStyle w:val="VerbatimChar"/>
+        </w:rPr>
+        <w:t xml:space="preserve">[TBD]</w:t>
+      </w:r>
+      <w:r>
+        <w:t xml:space="preserve"> </w:t>
+      </w:r>
+      <w:r>
+        <w:t xml:space="preserve">fields in §1, §3, §4, §13</w:t>
       </w:r>
     </w:p>
     <w:p>
@@ -5089,23 +5413,7 @@
         <w:pStyle w:val="Compact"/>
       </w:pPr>
       <w:r>
-        <w:t xml:space="preserve">☐</w:t>
-      </w:r>
-      <w:r>
-        <w:t xml:space="preserve"> </w:t>
-      </w:r>
-      <w:r>
-        <w:rPr>
-          <w:bCs/>
-          <w:b/>
-        </w:rPr>
-        <w:t xml:space="preserve">Confirm KPI 4 is a gate you want in a customer-facing document.</w:t>
-      </w:r>
-      <w:r>
-        <w:t xml:space="preserve"> </w:t>
-      </w:r>
-      <w:r>
-        <w:t xml:space="preserve">It can fail, and it is written so that failing is a legitimate delivered outcome. That is the honest framing and it is deliberate — but it is a commercial choice, not a technical one.</w:t>
+        <w:t xml:space="preserve">☐ Confirm Outokumpu business ID + VAT (PRH lookup)</w:t>
       </w:r>
     </w:p>
     <w:p>
@@ -5117,23 +5425,7 @@
         <w:pStyle w:val="Compact"/>
       </w:pPr>
       <w:r>
-        <w:t xml:space="preserve">☐</w:t>
-      </w:r>
-      <w:r>
-        <w:t xml:space="preserve"> </w:t>
-      </w:r>
-      <w:r>
-        <w:rPr>
-          <w:bCs/>
-          <w:b/>
-        </w:rPr>
-        <w:t xml:space="preserve">Confirm Outokumpu can authorise a genuine outage window at Tornio</w:t>
-      </w:r>
-      <w:r>
-        <w:t xml:space="preserve"> </w:t>
-      </w:r>
-      <w:r>
-        <w:t xml:space="preserve">(§6 Phase 3). If Operations cannot sever the uplink on a continuously-operating mill even under a planned window, KPI 4 needs an agreed simulation boundary — and that boundary must be written into Phase 0, not improvised in week 11.</w:t>
+        <w:t xml:space="preserve">☐ Confirm Customer commercial signatory (likely Outokumpu CFO or Procurement Director — Ari to nominate)</w:t>
       </w:r>
     </w:p>
     <w:p>
@@ -5145,38 +5437,7 @@
         <w:pStyle w:val="Compact"/>
       </w:pPr>
       <w:r>
-        <w:t xml:space="preserve">☐ Route to</w:t>
-      </w:r>
-      <w:r>
-        <w:t xml:space="preserve"> </w:t>
-      </w:r>
-      <w:r>
-        <w:rPr>
-          <w:bCs/>
-          <w:b/>
-        </w:rPr>
-        <w:t xml:space="preserve">Operations / Plant Director</w:t>
-      </w:r>
-      <w:r>
-        <w:t xml:space="preserve"> </w:t>
-      </w:r>
-      <w:r>
-        <w:t xml:space="preserve">as well as Ari — KPI 4 answers to Operations and the CISO, not to the IP function (see</w:t>
-      </w:r>
-      <w:r>
-        <w:t xml:space="preserve"> </w:t>
-      </w:r>
-      <w:r>
-        <w:rPr>
-          <w:rStyle w:val="VerbatimChar"/>
-        </w:rPr>
-        <w:t xml:space="preserve">sales-outreach/INTRO_CONTROL_ROOM_OUTOKUMPU_TORNIO.md</w:t>
-      </w:r>
-      <w:r>
-        <w:t xml:space="preserve"> </w:t>
-      </w:r>
-      <w:r>
-        <w:t xml:space="preserve">for the Operations door).</w:t>
+        <w:t xml:space="preserve">☐ Confirm preferred payment schedule (default 50/50 in §4; adjust if Outokumpu standard AP terms differ)</w:t>
       </w:r>
     </w:p>
     <w:p>
@@ -5188,32 +5449,183 @@
         <w:pStyle w:val="Compact"/>
       </w:pPr>
       <w:r>
-        <w:t xml:space="preserve">☐ Convert to PDF:</w:t>
-      </w:r>
-      <w:r>
-        <w:t xml:space="preserve"> </w:t>
-      </w:r>
-      <w:r>
-        <w:rPr>
-          <w:rStyle w:val="VerbatimChar"/>
-        </w:rPr>
-        <w:t xml:space="preserve">pandoc PILOT_SHEET_OUTOKUMPU_FORTA.md -o PILOT_SHEET_OUTOKUMPU_FORTA.pdf --pdf-engine=xelatex --variable=geometry:a4paper,margin=20mm</w:t>
+        <w:t xml:space="preserve">☐ R05 General Counsel review of §11 (IP ownership) and §12 (Legal framework) before issue</w:t>
+      </w:r>
+    </w:p>
+    <w:p>
+      <w:pPr>
+        <w:pStyle w:val="FirstParagraph"/>
+      </w:pPr>
+      <w:r>
+        <w:rPr>
+          <w:bCs/>
+          <w:b/>
+        </w:rPr>
+        <w:t xml:space="preserve">New in v2.0 — clear before issue:</w:t>
       </w:r>
     </w:p>
     <w:p>
       <w:pPr>
         <w:numPr>
           <w:ilvl w:val="0"/>
-          <w:numId w:val="1010"/>
+          <w:numId w:val="1011"/>
         </w:numPr>
         <w:pStyle w:val="Compact"/>
       </w:pPr>
       <w:r>
+        <w:t xml:space="preserve">☐</w:t>
+      </w:r>
+      <w:r>
+        <w:t xml:space="preserve"> </w:t>
+      </w:r>
+      <w:r>
+        <w:rPr>
+          <w:bCs/>
+          <w:b/>
+        </w:rPr>
+        <w:t xml:space="preserve">Confirm the €24,000 vs €19,990 reconciliation in §4.1 is one you will defend to procurement.</w:t>
+      </w:r>
+      <w:r>
+        <w:t xml:space="preserve"> </w:t>
+      </w:r>
+      <w:r>
+        <w:t xml:space="preserve">If Outokumpu’s procurement compares against the published list price, the four scope lines are the answer — check they are accurate before they are read back to you.</w:t>
+      </w:r>
+    </w:p>
+    <w:p>
+      <w:pPr>
+        <w:numPr>
+          <w:ilvl w:val="0"/>
+          <w:numId w:val="1011"/>
+        </w:numPr>
+        <w:pStyle w:val="Compact"/>
+      </w:pPr>
+      <w:r>
+        <w:t xml:space="preserve">☐</w:t>
+      </w:r>
+      <w:r>
+        <w:t xml:space="preserve"> </w:t>
+      </w:r>
+      <w:r>
+        <w:rPr>
+          <w:bCs/>
+          <w:b/>
+        </w:rPr>
+        <w:t xml:space="preserve">Confirm KPI 4 is a gate you want in a customer-facing document.</w:t>
+      </w:r>
+      <w:r>
+        <w:t xml:space="preserve"> </w:t>
+      </w:r>
+      <w:r>
+        <w:t xml:space="preserve">It can fail, and it is written so that failing is a legitimate delivered outcome. That is the honest framing and it is deliberate — but it is a commercial choice, not a technical one.</w:t>
+      </w:r>
+    </w:p>
+    <w:p>
+      <w:pPr>
+        <w:numPr>
+          <w:ilvl w:val="0"/>
+          <w:numId w:val="1011"/>
+        </w:numPr>
+        <w:pStyle w:val="Compact"/>
+      </w:pPr>
+      <w:r>
+        <w:t xml:space="preserve">☐</w:t>
+      </w:r>
+      <w:r>
+        <w:t xml:space="preserve"> </w:t>
+      </w:r>
+      <w:r>
+        <w:rPr>
+          <w:bCs/>
+          <w:b/>
+        </w:rPr>
+        <w:t xml:space="preserve">Agree the isolation method with Operations before Phase 0 closes</w:t>
+      </w:r>
+      <w:r>
+        <w:t xml:space="preserve"> </w:t>
+      </w:r>
+      <w:r>
+        <w:t xml:space="preserve">(§6.1). The ladder is specified and VLAN isolation (method C) is recommended for Tornio, so this is a selection rather than an open question — but it is Operations’ selection, not ours, and it must be signed into the Phase 0 scope. The one thing not to concede: the block must be enforced at Outokumpu’s own network layer, not by a setting inside the Aegis runtime.</w:t>
+      </w:r>
+    </w:p>
+    <w:p>
+      <w:pPr>
+        <w:numPr>
+          <w:ilvl w:val="0"/>
+          <w:numId w:val="1011"/>
+        </w:numPr>
+        <w:pStyle w:val="Compact"/>
+      </w:pPr>
+      <w:r>
+        <w:t xml:space="preserve">☐ Route to</w:t>
+      </w:r>
+      <w:r>
+        <w:t xml:space="preserve"> </w:t>
+      </w:r>
+      <w:r>
+        <w:rPr>
+          <w:bCs/>
+          <w:b/>
+        </w:rPr>
+        <w:t xml:space="preserve">Operations / Plant Director</w:t>
+      </w:r>
+      <w:r>
+        <w:t xml:space="preserve"> </w:t>
+      </w:r>
+      <w:r>
+        <w:t xml:space="preserve">as well as Ari — KPI 4 answers to Operations and the CISO, not to the IP function (see</w:t>
+      </w:r>
+      <w:r>
+        <w:t xml:space="preserve"> </w:t>
+      </w:r>
+      <w:r>
+        <w:rPr>
+          <w:rStyle w:val="VerbatimChar"/>
+        </w:rPr>
+        <w:t xml:space="preserve">sales-outreach/INTRO_CONTROL_ROOM_OUTOKUMPU_TORNIO.md</w:t>
+      </w:r>
+      <w:r>
+        <w:t xml:space="preserve"> </w:t>
+      </w:r>
+      <w:r>
+        <w:t xml:space="preserve">for the Operations door).</w:t>
+      </w:r>
+    </w:p>
+    <w:p>
+      <w:pPr>
+        <w:numPr>
+          <w:ilvl w:val="0"/>
+          <w:numId w:val="1011"/>
+        </w:numPr>
+        <w:pStyle w:val="Compact"/>
+      </w:pPr>
+      <w:r>
+        <w:t xml:space="preserve">☐ Convert to PDF:</w:t>
+      </w:r>
+      <w:r>
+        <w:t xml:space="preserve"> </w:t>
+      </w:r>
+      <w:r>
+        <w:rPr>
+          <w:rStyle w:val="VerbatimChar"/>
+        </w:rPr>
+        <w:t xml:space="preserve">pandoc PILOT_SHEET_OUTOKUMPU_FORTA.md -o PILOT_SHEET_OUTOKUMPU_FORTA.pdf --pdf-engine=xelatex --variable=geometry:a4paper,margin=20mm</w:t>
+      </w:r>
+    </w:p>
+    <w:p>
+      <w:pPr>
+        <w:numPr>
+          <w:ilvl w:val="0"/>
+          <w:numId w:val="1011"/>
+        </w:numPr>
+        <w:pStyle w:val="Compact"/>
+      </w:pPr>
+      <w:r>
         <w:t xml:space="preserve">☐ Attach PDF (not .md) to the email</w:t>
       </w:r>
     </w:p>
-    <w:bookmarkEnd w:id="43"/>
     <w:bookmarkEnd w:id="44"/>
+    <w:bookmarkEnd w:id="45"/>
     <w:sectPr/>
   </w:body>
 </w:document>
@@ -5548,7 +5960,34 @@
     </w:lvlOverride>
   </w:num>
   <w:num w:numId="1004">
-    <w:abstractNumId w:val="991"/>
+    <w:abstractNumId w:val="99411"/>
+    <w:lvlOverride w:ilvl="0">
+      <w:startOverride w:val="1"/>
+    </w:lvlOverride>
+    <w:lvlOverride w:ilvl="1">
+      <w:startOverride w:val="1"/>
+    </w:lvlOverride>
+    <w:lvlOverride w:ilvl="2">
+      <w:startOverride w:val="1"/>
+    </w:lvlOverride>
+    <w:lvlOverride w:ilvl="3">
+      <w:startOverride w:val="1"/>
+    </w:lvlOverride>
+    <w:lvlOverride w:ilvl="4">
+      <w:startOverride w:val="1"/>
+    </w:lvlOverride>
+    <w:lvlOverride w:ilvl="5">
+      <w:startOverride w:val="1"/>
+    </w:lvlOverride>
+    <w:lvlOverride w:ilvl="6">
+      <w:startOverride w:val="1"/>
+    </w:lvlOverride>
+    <w:lvlOverride w:ilvl="7">
+      <w:startOverride w:val="1"/>
+    </w:lvlOverride>
+    <w:lvlOverride w:ilvl="8">
+      <w:startOverride w:val="1"/>
+    </w:lvlOverride>
   </w:num>
   <w:num w:numId="1005">
     <w:abstractNumId w:val="991"/>
@@ -5566,6 +6005,9 @@
     <w:abstractNumId w:val="991"/>
   </w:num>
   <w:num w:numId="1010">
+    <w:abstractNumId w:val="991"/>
+  </w:num>
+  <w:num w:numId="1011">
     <w:abstractNumId w:val="991"/>
   </w:num>
 </w:numbering>

--- a/Learn/PILOT_SHEET_OUTOKUMPU_FORTA.docx
+++ b/Learn/PILOT_SHEET_OUTOKUMPU_FORTA.docx
@@ -4972,7 +4972,47 @@
         <w:pStyle w:val="FirstParagraph"/>
       </w:pPr>
       <w:r>
-        <w:t xml:space="preserve">This proposal is valid for 30 days from the date issued in §0. Acceptance by Customer signature below initiates Phase 0 scoping kickoff; legal-framework finalisation (§12) runs in parallel and must be executed before Phase 1 start.</w:t>
+        <w:rPr>
+          <w:bCs/>
+          <w:b/>
+        </w:rPr>
+        <w:t xml:space="preserve">This proposal is valid until 31.12.2026</w:t>
+      </w:r>
+      <w:r>
+        <w:t xml:space="preserve"> </w:t>
+      </w:r>
+      <w:r>
+        <w:t xml:space="preserve">(HIC decision 30.7.2026, aligning this sheet with the re-issued offer</w:t>
+      </w:r>
+      <w:r>
+        <w:t xml:space="preserve"> </w:t>
+      </w:r>
+      <w:r>
+        <w:rPr>
+          <w:rStyle w:val="VerbatimChar"/>
+        </w:rPr>
+        <w:t xml:space="preserve">bids/OUTOKUMPU/OUTOKUMPU_TARJOUKSEN_UUDELLEENANTO.md</w:t>
+      </w:r>
+      <w:r>
+        <w:t xml:space="preserve">). Acceptance by Customer signature below initiates Phase 0 scoping kickoff; legal-framework finalisation (§12) runs in parallel and must be executed before Phase 1 start.</w:t>
+      </w:r>
+    </w:p>
+    <w:p>
+      <w:pPr>
+        <w:pStyle w:val="BodyText"/>
+      </w:pPr>
+      <w:r>
+        <w:rPr>
+          <w:bCs/>
+          <w:b/>
+        </w:rPr>
+        <w:t xml:space="preserve">Validity is not a capacity reservation.</w:t>
+      </w:r>
+      <w:r>
+        <w:t xml:space="preserve"> </w:t>
+      </w:r>
+      <w:r>
+        <w:t xml:space="preserve">The pilot commits ~1.5 person-months of senior effort across three months, and start slots are allocated in signature order. Signature by 30.9.2026 completes within 2026; signature in Q4 completes in Q1 2027. Where the start date matters to Customer it should be fixed in the pilot agreement rather than assumed from the validity date.</w:t>
       </w:r>
     </w:p>
     <w:tbl>
